--- a/CÔNG TY TNHH NPP HÒA PHÁT/GPKD.docx
+++ b/CÔNG TY TNHH NPP HÒA PHÁT/GPKD.docx
@@ -250,7 +250,13 @@
         <w:spacing w:before="40" w:after="60"/>
       </w:pPr>
       <w:r>
-        <w:t xml:space="preserve">Điện thoại: 0379918265                                     Fax: </w:t>
+        <w:t xml:space="preserve">Điện thoại: </w:t>
+      </w:r>
+      <w:r>
+        <w:t>0886012932</w:t>
+      </w:r>
+      <w:r>
+        <w:t xml:space="preserve">                                     Fax: </w:t>
       </w:r>
     </w:p>
     <w:p>
@@ -1275,6 +1281,7 @@
   <w:style w:type="character" w:default="1" w:styleId="DefaultParagraphFont">
     <w:name w:val="Default Paragraph Font"/>
     <w:uiPriority w:val="1"/>
+    <w:semiHidden/>
     <w:unhideWhenUsed/>
   </w:style>
   <w:style w:type="table" w:default="1" w:styleId="TableNormal">
